--- a/[1] Divide and Conquer, Sorting and Searching, and Randomized Algorithms [15 hr]/Entire Divide and Conquer Algorithm.docx
+++ b/[1] Divide and Conquer, Sorting and Searching, and Randomized Algorithms [15 hr]/Entire Divide and Conquer Algorithm.docx
@@ -130,24 +130,90 @@
           <w:b/>
           <w:bCs/>
         </w:rPr>
-        <w:t xml:space="preserve">Week </w:t>
-      </w:r>
-      <w:r>
-        <w:rPr>
-          <w:rFonts w:ascii="Biome" w:hAnsi="Biome" w:cs="Biome"/>
-          <w:b/>
-          <w:bCs/>
-        </w:rPr>
-        <w:t>2</w:t>
-      </w:r>
-      <w:r>
-        <w:rPr>
-          <w:rFonts w:ascii="Biome" w:hAnsi="Biome" w:cs="Biome"/>
-          <w:b/>
-          <w:bCs/>
-        </w:rPr>
-        <w:t xml:space="preserve">: </w:t>
-      </w:r>
+        <w:t xml:space="preserve">Week 2: </w:t>
+      </w:r>
+    </w:p>
+    <w:p>
+      <w:pPr>
+        <w:pStyle w:val="ListParagraph"/>
+        <w:numPr>
+          <w:ilvl w:val="2"/>
+          <w:numId w:val="1"/>
+        </w:numPr>
+        <w:rPr>
+          <w:rFonts w:ascii="Biome" w:hAnsi="Biome" w:cs="Biome"/>
+          <w:b/>
+          <w:bCs/>
+        </w:rPr>
+      </w:pPr>
+      <w:r>
+        <w:rPr>
+          <w:rFonts w:ascii="Biome" w:hAnsi="Biome" w:cs="Biome"/>
+          <w:b/>
+          <w:bCs/>
+        </w:rPr>
+        <w:t>Counting Inversions</w:t>
+      </w:r>
+      <w:r>
+        <w:rPr>
+          <w:rFonts w:ascii="Biome" w:hAnsi="Biome" w:cs="Biome"/>
+          <w:b/>
+          <w:bCs/>
+        </w:rPr>
+        <w:t xml:space="preserve"> – </w:t>
+      </w:r>
+    </w:p>
+    <w:p>
+      <w:pPr>
+        <w:pStyle w:val="ListParagraph"/>
+        <w:numPr>
+          <w:ilvl w:val="3"/>
+          <w:numId w:val="1"/>
+        </w:numPr>
+        <w:rPr>
+          <w:rFonts w:ascii="Biome" w:hAnsi="Biome" w:cs="Biome"/>
+        </w:rPr>
+      </w:pPr>
+      <w:r>
+        <w:rPr>
+          <w:rFonts w:ascii="Biome" w:hAnsi="Biome" w:cs="Biome"/>
+        </w:rPr>
+        <w:t xml:space="preserve">Divide, count reclusively inversions for left and right, then when merging </w:t>
+      </w:r>
+      <w:proofErr w:type="gramStart"/>
+      <w:r>
+        <w:rPr>
+          <w:rFonts w:ascii="Biome" w:hAnsi="Biome" w:cs="Biome"/>
+        </w:rPr>
+        <w:t>count</w:t>
+      </w:r>
+      <w:proofErr w:type="gramEnd"/>
+      <w:r>
+        <w:rPr>
+          <w:rFonts w:ascii="Biome" w:hAnsi="Biome" w:cs="Biome"/>
+        </w:rPr>
+        <w:t xml:space="preserve"> </w:t>
+      </w:r>
+      <w:r>
+        <w:rPr>
+          <w:rFonts w:ascii="Biome" w:hAnsi="Biome" w:cs="Biome"/>
+        </w:rPr>
+        <w:t>the split inversions</w:t>
+      </w:r>
+    </w:p>
+    <w:p>
+      <w:pPr>
+        <w:pStyle w:val="ListParagraph"/>
+        <w:numPr>
+          <w:ilvl w:val="2"/>
+          <w:numId w:val="1"/>
+        </w:numPr>
+        <w:rPr>
+          <w:rFonts w:ascii="Biome" w:hAnsi="Biome" w:cs="Biome"/>
+          <w:b/>
+          <w:bCs/>
+        </w:rPr>
+      </w:pPr>
       <w:r>
         <w:rPr>
           <w:rFonts w:ascii="Biome" w:hAnsi="Biome" w:cs="Biome"/>
@@ -176,23 +242,7 @@
           <w:b/>
           <w:bCs/>
         </w:rPr>
-        <w:t xml:space="preserve">Week </w:t>
-      </w:r>
-      <w:r>
-        <w:rPr>
-          <w:rFonts w:ascii="Biome" w:hAnsi="Biome" w:cs="Biome"/>
-          <w:b/>
-          <w:bCs/>
-        </w:rPr>
-        <w:t>3</w:t>
-      </w:r>
-      <w:r>
-        <w:rPr>
-          <w:rFonts w:ascii="Biome" w:hAnsi="Biome" w:cs="Biome"/>
-          <w:b/>
-          <w:bCs/>
-        </w:rPr>
-        <w:t xml:space="preserve">: </w:t>
+        <w:t xml:space="preserve">Week 3: </w:t>
       </w:r>
     </w:p>
     <w:p>
@@ -214,23 +264,7 @@
           <w:b/>
           <w:bCs/>
         </w:rPr>
-        <w:t xml:space="preserve">Week </w:t>
-      </w:r>
-      <w:r>
-        <w:rPr>
-          <w:rFonts w:ascii="Biome" w:hAnsi="Biome" w:cs="Biome"/>
-          <w:b/>
-          <w:bCs/>
-        </w:rPr>
-        <w:t>4</w:t>
-      </w:r>
-      <w:r>
-        <w:rPr>
-          <w:rFonts w:ascii="Biome" w:hAnsi="Biome" w:cs="Biome"/>
-          <w:b/>
-          <w:bCs/>
-        </w:rPr>
-        <w:t xml:space="preserve">: </w:t>
+        <w:t xml:space="preserve">Week 4: </w:t>
       </w:r>
     </w:p>
     <w:p>
@@ -492,7 +526,7 @@
         <w:bCs/>
       </w:rPr>
     </w:lvl>
-    <w:lvl w:ilvl="2" w:tplc="0809001B" w:tentative="1">
+    <w:lvl w:ilvl="2" w:tplc="0809001B">
       <w:start w:val="1"/>
       <w:numFmt w:val="lowerRoman"/>
       <w:lvlText w:val="%3."/>
@@ -501,7 +535,7 @@
         <w:ind w:left="2160" w:hanging="180"/>
       </w:pPr>
     </w:lvl>
-    <w:lvl w:ilvl="3" w:tplc="0809000F" w:tentative="1">
+    <w:lvl w:ilvl="3" w:tplc="0809000F">
       <w:start w:val="1"/>
       <w:numFmt w:val="decimal"/>
       <w:lvlText w:val="%4."/>
@@ -1164,6 +1198,7 @@
   <w:style w:type="character" w:default="1" w:styleId="DefaultParagraphFont">
     <w:name w:val="Default Paragraph Font"/>
     <w:uiPriority w:val="1"/>
+    <w:semiHidden/>
     <w:unhideWhenUsed/>
   </w:style>
   <w:style w:type="table" w:default="1" w:styleId="TableNormal">

--- a/[1] Divide and Conquer, Sorting and Searching, and Randomized Algorithms [15 hr]/Entire Divide and Conquer Algorithm.docx
+++ b/[1] Divide and Conquer, Sorting and Searching, and Randomized Algorithms [15 hr]/Entire Divide and Conquer Algorithm.docx
@@ -162,43 +162,11 @@
         </w:rPr>
         <w:t xml:space="preserve"> – </w:t>
       </w:r>
-    </w:p>
-    <w:p>
-      <w:pPr>
-        <w:pStyle w:val="ListParagraph"/>
-        <w:numPr>
-          <w:ilvl w:val="3"/>
-          <w:numId w:val="1"/>
-        </w:numPr>
-        <w:rPr>
-          <w:rFonts w:ascii="Biome" w:hAnsi="Biome" w:cs="Biome"/>
-        </w:rPr>
-      </w:pPr>
-      <w:r>
-        <w:rPr>
-          <w:rFonts w:ascii="Biome" w:hAnsi="Biome" w:cs="Biome"/>
-        </w:rPr>
-        <w:t xml:space="preserve">Divide, count reclusively inversions for left and right, then when merging </w:t>
-      </w:r>
-      <w:proofErr w:type="gramStart"/>
-      <w:r>
-        <w:rPr>
-          <w:rFonts w:ascii="Biome" w:hAnsi="Biome" w:cs="Biome"/>
-        </w:rPr>
-        <w:t>count</w:t>
-      </w:r>
-      <w:proofErr w:type="gramEnd"/>
-      <w:r>
-        <w:rPr>
-          <w:rFonts w:ascii="Biome" w:hAnsi="Biome" w:cs="Biome"/>
-        </w:rPr>
-        <w:t xml:space="preserve"> </w:t>
-      </w:r>
-      <w:r>
-        <w:rPr>
-          <w:rFonts w:ascii="Biome" w:hAnsi="Biome" w:cs="Biome"/>
-        </w:rPr>
-        <w:t>the split inversions</w:t>
+      <w:r>
+        <w:rPr>
+          <w:rFonts w:ascii="Biome" w:hAnsi="Biome" w:cs="Biome"/>
+        </w:rPr>
+        <w:t>Divide, count reclusively inversions for left and right, then when merging count the split inversions</w:t>
       </w:r>
     </w:p>
     <w:p>
@@ -222,6 +190,36 @@
         </w:rPr>
         <w:t>Introduces a method to solve recurrences, Master Method</w:t>
       </w:r>
+      <w:r>
+        <w:rPr>
+          <w:rFonts w:ascii="Biome" w:hAnsi="Biome" w:cs="Biome"/>
+          <w:i/>
+          <w:iCs/>
+        </w:rPr>
+        <w:t xml:space="preserve"> – TC of Recursive algos</w:t>
+      </w:r>
+    </w:p>
+    <w:p>
+      <w:pPr>
+        <w:pStyle w:val="ListParagraph"/>
+        <w:numPr>
+          <w:ilvl w:val="2"/>
+          <w:numId w:val="1"/>
+        </w:numPr>
+        <w:rPr>
+          <w:rFonts w:ascii="Biome" w:hAnsi="Biome" w:cs="Biome"/>
+          <w:b/>
+          <w:bCs/>
+        </w:rPr>
+      </w:pPr>
+      <w:r>
+        <w:rPr>
+          <w:rFonts w:ascii="Biome" w:hAnsi="Biome" w:cs="Biome"/>
+          <w:i/>
+          <w:iCs/>
+        </w:rPr>
+        <w:t>Strassen sub cubic matrix multiplication algo, he improves O(n^3)</w:t>
+      </w:r>
     </w:p>
     <w:p>
       <w:pPr>
@@ -405,25 +403,7 @@
           <w:b/>
           <w:bCs/>
         </w:rPr>
-        <w:t xml:space="preserve">Shortest Paths Revisited, NP-Complete Problems and What </w:t>
-      </w:r>
-      <w:proofErr w:type="gramStart"/>
-      <w:r>
-        <w:rPr>
-          <w:rFonts w:ascii="Biome" w:hAnsi="Biome" w:cs="Biome"/>
-          <w:b/>
-          <w:bCs/>
-        </w:rPr>
-        <w:t>To</w:t>
-      </w:r>
-      <w:proofErr w:type="gramEnd"/>
-      <w:r>
-        <w:rPr>
-          <w:rFonts w:ascii="Biome" w:hAnsi="Biome" w:cs="Biome"/>
-          <w:b/>
-          <w:bCs/>
-        </w:rPr>
-        <w:t xml:space="preserve"> Do About Them</w:t>
+        <w:t>Shortest Paths Revisited, NP-Complete Problems and What To Do About Them</w:t>
       </w:r>
     </w:p>
     <w:p>

--- a/[1] Divide and Conquer, Sorting and Searching, and Randomized Algorithms [15 hr]/Entire Divide and Conquer Algorithm.docx
+++ b/[1] Divide and Conquer, Sorting and Searching, and Randomized Algorithms [15 hr]/Entire Divide and Conquer Algorithm.docx
@@ -166,7 +166,27 @@
         <w:rPr>
           <w:rFonts w:ascii="Biome" w:hAnsi="Biome" w:cs="Biome"/>
         </w:rPr>
-        <w:t>Divide, count reclusively inversions for left and right, then when merging count the split inversions</w:t>
+        <w:t xml:space="preserve">Divide, count reclusively inversions for left and right, then when merging </w:t>
+      </w:r>
+      <w:proofErr w:type="gramStart"/>
+      <w:r>
+        <w:rPr>
+          <w:rFonts w:ascii="Biome" w:hAnsi="Biome" w:cs="Biome"/>
+        </w:rPr>
+        <w:t>count</w:t>
+      </w:r>
+      <w:proofErr w:type="gramEnd"/>
+      <w:r>
+        <w:rPr>
+          <w:rFonts w:ascii="Biome" w:hAnsi="Biome" w:cs="Biome"/>
+        </w:rPr>
+        <w:t xml:space="preserve"> the split </w:t>
+      </w:r>
+      <w:r>
+        <w:rPr>
+          <w:rFonts w:ascii="Biome" w:hAnsi="Biome" w:cs="Biome"/>
+        </w:rPr>
+        <w:t>inversions</w:t>
       </w:r>
     </w:p>
     <w:p>
@@ -185,16 +205,20 @@
       <w:r>
         <w:rPr>
           <w:rFonts w:ascii="Biome" w:hAnsi="Biome" w:cs="Biome"/>
-          <w:i/>
-          <w:iCs/>
-        </w:rPr>
-        <w:t>Introduces a method to solve recurrences, Master Method</w:t>
-      </w:r>
-      <w:r>
-        <w:rPr>
-          <w:rFonts w:ascii="Biome" w:hAnsi="Biome" w:cs="Biome"/>
-          <w:i/>
-          <w:iCs/>
+        </w:rPr>
+        <w:t>Introduces a method to solve recurrences</w:t>
+      </w:r>
+      <w:r>
+        <w:rPr>
+          <w:rFonts w:ascii="Biome" w:hAnsi="Biome" w:cs="Biome"/>
+          <w:b/>
+          <w:bCs/>
+        </w:rPr>
+        <w:t>, Master Method</w:t>
+      </w:r>
+      <w:r>
+        <w:rPr>
+          <w:rFonts w:ascii="Biome" w:hAnsi="Biome" w:cs="Biome"/>
         </w:rPr>
         <w:t xml:space="preserve"> – TC of Recursive algos</w:t>
       </w:r>
@@ -215,10 +239,38 @@
       <w:r>
         <w:rPr>
           <w:rFonts w:ascii="Biome" w:hAnsi="Biome" w:cs="Biome"/>
-          <w:i/>
-          <w:iCs/>
-        </w:rPr>
-        <w:t>Strassen sub cubic matrix multiplication algo, he improves O(n^3)</w:t>
+          <w:b/>
+          <w:bCs/>
+        </w:rPr>
+        <w:t>Strassen sub cubic matrix multiplication algo</w:t>
+      </w:r>
+      <w:r>
+        <w:rPr>
+          <w:rFonts w:ascii="Biome" w:hAnsi="Biome" w:cs="Biome"/>
+        </w:rPr>
+        <w:t>, he improves O(n^3)</w:t>
+      </w:r>
+    </w:p>
+    <w:p>
+      <w:pPr>
+        <w:pStyle w:val="ListParagraph"/>
+        <w:numPr>
+          <w:ilvl w:val="2"/>
+          <w:numId w:val="1"/>
+        </w:numPr>
+        <w:rPr>
+          <w:rFonts w:ascii="Biome" w:hAnsi="Biome" w:cs="Biome"/>
+          <w:b/>
+          <w:bCs/>
+        </w:rPr>
+      </w:pPr>
+      <w:r>
+        <w:rPr>
+          <w:rFonts w:ascii="Biome" w:hAnsi="Biome" w:cs="Biome"/>
+          <w:b/>
+          <w:bCs/>
+        </w:rPr>
+        <w:t>Closest Pair algo</w:t>
       </w:r>
     </w:p>
     <w:p>
@@ -247,6 +299,96 @@
       <w:pPr>
         <w:pStyle w:val="ListParagraph"/>
         <w:numPr>
+          <w:ilvl w:val="2"/>
+          <w:numId w:val="1"/>
+        </w:numPr>
+        <w:rPr>
+          <w:rFonts w:ascii="Biome" w:hAnsi="Biome" w:cs="Biome"/>
+          <w:b/>
+          <w:bCs/>
+        </w:rPr>
+      </w:pPr>
+      <w:r>
+        <w:rPr>
+          <w:rFonts w:ascii="Biome" w:hAnsi="Biome" w:cs="Biome"/>
+          <w:b/>
+          <w:bCs/>
+        </w:rPr>
+        <w:t xml:space="preserve">Quicksort – </w:t>
+      </w:r>
+      <w:r>
+        <w:rPr>
+          <w:rFonts w:ascii="Biome" w:hAnsi="Biome" w:cs="Biome"/>
+        </w:rPr>
+        <w:t>A sorting algo, and randomized QS for pivot selection</w:t>
+      </w:r>
+    </w:p>
+    <w:p>
+      <w:pPr>
+        <w:pStyle w:val="ListParagraph"/>
+        <w:numPr>
+          <w:ilvl w:val="2"/>
+          <w:numId w:val="1"/>
+        </w:numPr>
+        <w:rPr>
+          <w:rFonts w:ascii="Biome" w:hAnsi="Biome" w:cs="Biome"/>
+          <w:b/>
+          <w:bCs/>
+        </w:rPr>
+      </w:pPr>
+      <w:r>
+        <w:rPr>
+          <w:rFonts w:ascii="Biome" w:hAnsi="Biome" w:cs="Biome"/>
+          <w:b/>
+          <w:bCs/>
+        </w:rPr>
+        <w:t>Probability concepts</w:t>
+      </w:r>
+    </w:p>
+    <w:p>
+      <w:pPr>
+        <w:pStyle w:val="ListParagraph"/>
+        <w:numPr>
+          <w:ilvl w:val="3"/>
+          <w:numId w:val="1"/>
+        </w:numPr>
+        <w:rPr>
+          <w:rFonts w:ascii="Biome" w:hAnsi="Biome" w:cs="Biome"/>
+          <w:b/>
+          <w:bCs/>
+        </w:rPr>
+      </w:pPr>
+      <w:r>
+        <w:rPr>
+          <w:rFonts w:ascii="Biome" w:hAnsi="Biome" w:cs="Biome"/>
+        </w:rPr>
+        <w:t>Expectation (Average value expected in a long run)</w:t>
+      </w:r>
+    </w:p>
+    <w:p>
+      <w:pPr>
+        <w:pStyle w:val="ListParagraph"/>
+        <w:numPr>
+          <w:ilvl w:val="3"/>
+          <w:numId w:val="1"/>
+        </w:numPr>
+        <w:rPr>
+          <w:rFonts w:ascii="Biome" w:hAnsi="Biome" w:cs="Biome"/>
+          <w:b/>
+          <w:bCs/>
+        </w:rPr>
+      </w:pPr>
+      <w:r>
+        <w:rPr>
+          <w:rFonts w:ascii="Biome" w:hAnsi="Biome" w:cs="Biome"/>
+        </w:rPr>
+        <w:t>Independence</w:t>
+      </w:r>
+    </w:p>
+    <w:p>
+      <w:pPr>
+        <w:pStyle w:val="ListParagraph"/>
+        <w:numPr>
           <w:ilvl w:val="1"/>
           <w:numId w:val="1"/>
         </w:numPr>
@@ -263,6 +405,115 @@
           <w:bCs/>
         </w:rPr>
         <w:t xml:space="preserve">Week 4: </w:t>
+      </w:r>
+    </w:p>
+    <w:p>
+      <w:pPr>
+        <w:pStyle w:val="ListParagraph"/>
+        <w:numPr>
+          <w:ilvl w:val="2"/>
+          <w:numId w:val="1"/>
+        </w:numPr>
+        <w:rPr>
+          <w:rFonts w:ascii="Biome" w:hAnsi="Biome" w:cs="Biome"/>
+          <w:b/>
+          <w:bCs/>
+        </w:rPr>
+      </w:pPr>
+      <w:r>
+        <w:rPr>
+          <w:rFonts w:ascii="Biome" w:hAnsi="Biome" w:cs="Biome"/>
+          <w:b/>
+          <w:bCs/>
+        </w:rPr>
+        <w:t xml:space="preserve">Use Randomness to solve problems, like </w:t>
+      </w:r>
+      <w:proofErr w:type="spellStart"/>
+      <w:r>
+        <w:rPr>
+          <w:rFonts w:ascii="Biome" w:hAnsi="Biome" w:cs="Biome"/>
+          <w:b/>
+          <w:bCs/>
+        </w:rPr>
+        <w:t>select</w:t>
+      </w:r>
+      <w:r>
+        <w:rPr>
+          <w:rFonts w:ascii="Biome" w:hAnsi="Biome" w:cs="Biome"/>
+          <w:b/>
+          <w:bCs/>
+        </w:rPr>
+        <w:t>s</w:t>
+      </w:r>
+      <w:r>
+        <w:rPr>
+          <w:rFonts w:ascii="Biome" w:hAnsi="Biome" w:cs="Biome"/>
+          <w:b/>
+          <w:bCs/>
+        </w:rPr>
+        <w:t>ion</w:t>
+      </w:r>
+      <w:proofErr w:type="spellEnd"/>
+      <w:r>
+        <w:rPr>
+          <w:rFonts w:ascii="Biome" w:hAnsi="Biome" w:cs="Biome"/>
+          <w:b/>
+          <w:bCs/>
+        </w:rPr>
+        <w:t xml:space="preserve"> problem and Mini </w:t>
+      </w:r>
+    </w:p>
+    <w:p>
+      <w:pPr>
+        <w:pStyle w:val="ListParagraph"/>
+        <w:ind w:left="2160"/>
+        <w:rPr>
+          <w:rFonts w:ascii="Biome" w:hAnsi="Biome" w:cs="Biome"/>
+          <w:b/>
+          <w:bCs/>
+        </w:rPr>
+      </w:pPr>
+      <w:r>
+        <w:rPr>
+          <w:rFonts w:ascii="Biome" w:hAnsi="Biome" w:cs="Biome"/>
+          <w:b/>
+          <w:bCs/>
+        </w:rPr>
+        <w:drawing>
+          <wp:inline distT="0" distB="0" distL="0" distR="0" wp14:anchorId="2B4D0620" wp14:editId="782EC868">
+            <wp:extent cx="4923790" cy="878274"/>
+            <wp:effectExtent l="0" t="0" r="0" b="0"/>
+            <wp:docPr id="1546318598" name="Picture 1"/>
+            <wp:cNvGraphicFramePr>
+              <a:graphicFrameLocks xmlns:a="http://schemas.openxmlformats.org/drawingml/2006/main" noChangeAspect="1"/>
+            </wp:cNvGraphicFramePr>
+            <a:graphic xmlns:a="http://schemas.openxmlformats.org/drawingml/2006/main">
+              <a:graphicData uri="http://schemas.openxmlformats.org/drawingml/2006/picture">
+                <pic:pic xmlns:pic="http://schemas.openxmlformats.org/drawingml/2006/picture">
+                  <pic:nvPicPr>
+                    <pic:cNvPr id="1546318598" name=""/>
+                    <pic:cNvPicPr/>
+                  </pic:nvPicPr>
+                  <pic:blipFill>
+                    <a:blip r:embed="rId5"/>
+                    <a:stretch>
+                      <a:fillRect/>
+                    </a:stretch>
+                  </pic:blipFill>
+                  <pic:spPr>
+                    <a:xfrm>
+                      <a:off x="0" y="0"/>
+                      <a:ext cx="4950158" cy="882977"/>
+                    </a:xfrm>
+                    <a:prstGeom prst="rect">
+                      <a:avLst/>
+                    </a:prstGeom>
+                  </pic:spPr>
+                </pic:pic>
+              </a:graphicData>
+            </a:graphic>
+          </wp:inline>
+        </w:drawing>
       </w:r>
     </w:p>
     <w:p>
@@ -403,23 +654,42 @@
           <w:b/>
           <w:bCs/>
         </w:rPr>
-        <w:t>Shortest Paths Revisited, NP-Complete Problems and What To Do About Them</w:t>
-      </w:r>
-    </w:p>
-    <w:p>
-      <w:pPr>
-        <w:rPr>
-          <w:rFonts w:ascii="Biome" w:hAnsi="Biome" w:cs="Biome"/>
-          <w:b/>
-          <w:bCs/>
-        </w:rPr>
-      </w:pPr>
-      <w:r>
-        <w:rPr>
-          <w:rFonts w:ascii="Biome" w:hAnsi="Biome" w:cs="Biome"/>
-          <w:b/>
-          <w:bCs/>
-        </w:rPr>
+        <w:t xml:space="preserve">Shortest Paths Revisited, NP-Complete Problems and What </w:t>
+      </w:r>
+      <w:proofErr w:type="gramStart"/>
+      <w:r>
+        <w:rPr>
+          <w:rFonts w:ascii="Biome" w:hAnsi="Biome" w:cs="Biome"/>
+          <w:b/>
+          <w:bCs/>
+        </w:rPr>
+        <w:t>To</w:t>
+      </w:r>
+      <w:proofErr w:type="gramEnd"/>
+      <w:r>
+        <w:rPr>
+          <w:rFonts w:ascii="Biome" w:hAnsi="Biome" w:cs="Biome"/>
+          <w:b/>
+          <w:bCs/>
+        </w:rPr>
+        <w:t xml:space="preserve"> Do About Them</w:t>
+      </w:r>
+    </w:p>
+    <w:p>
+      <w:pPr>
+        <w:rPr>
+          <w:rFonts w:ascii="Biome" w:hAnsi="Biome" w:cs="Biome"/>
+          <w:b/>
+          <w:bCs/>
+        </w:rPr>
+      </w:pPr>
+      <w:r>
+        <w:rPr>
+          <w:rFonts w:ascii="Biome" w:hAnsi="Biome" w:cs="Biome"/>
+          <w:b/>
+          <w:bCs/>
+        </w:rPr>
+        <w:lastRenderedPageBreak/>
         <w:t>====================================================================</w:t>
       </w:r>
       <w:r>
